--- a/Collatio/19/3. Rúbrica/Rúbrica 19.docx
+++ b/Collatio/19/3. Rúbrica/Rúbrica 19.docx
@@ -5,13 +5,13 @@
     <w:p>
       <w:pPr>
         <w:rPr>
-          <w:rFonts w:ascii="Garamond" w:hAnsi="Garamond"/>
+          <w:rFonts w:ascii="Brill" w:hAnsi="Brill"/>
           <w:lang w:val="es-ES"/>
         </w:rPr>
       </w:pPr>
       <w:r>
         <w:rPr>
-          <w:rFonts w:ascii="Garamond" w:hAnsi="Garamond"/>
+          <w:rFonts w:ascii="Brill" w:hAnsi="Brill"/>
           <w:lang w:val="es-ES"/>
         </w:rPr>
         <w:t xml:space="preserve">Capítulo </w:t>
@@ -19,7 +19,7 @@
       <w:proofErr w:type="spellStart"/>
       <w:r>
         <w:rPr>
-          <w:rFonts w:ascii="Garamond" w:hAnsi="Garamond"/>
+          <w:rFonts w:ascii="Brill" w:hAnsi="Brill"/>
           <w:smallCaps/>
           <w:lang w:val="es-ES"/>
         </w:rPr>
@@ -28,7 +28,7 @@
       <w:proofErr w:type="spellEnd"/>
       <w:r>
         <w:rPr>
-          <w:rFonts w:ascii="Garamond" w:hAnsi="Garamond"/>
+          <w:rFonts w:ascii="Brill" w:hAnsi="Brill"/>
           <w:lang w:val="es-ES"/>
         </w:rPr>
         <w:t>. ¿</w:t>
@@ -37,7 +37,7 @@
     <w:p>
       <w:pPr>
         <w:rPr>
-          <w:rFonts w:ascii="Garamond" w:hAnsi="Garamond"/>
+          <w:rFonts w:ascii="Brill" w:hAnsi="Brill"/>
           <w:lang w:val="es-ES"/>
         </w:rPr>
       </w:pPr>
@@ -45,21 +45,21 @@
     <w:p>
       <w:pPr>
         <w:rPr>
-          <w:rFonts w:ascii="Garamond" w:hAnsi="Garamond"/>
+          <w:rFonts w:ascii="Brill" w:hAnsi="Brill"/>
           <w:color w:val="FF0000"/>
           <w:lang w:val="es-ES"/>
         </w:rPr>
       </w:pPr>
       <w:r>
         <w:rPr>
-          <w:rFonts w:ascii="Garamond" w:hAnsi="Garamond"/>
+          <w:rFonts w:ascii="Brill" w:hAnsi="Brill"/>
           <w:lang w:val="es-ES"/>
         </w:rPr>
         <w:t xml:space="preserve">A: 23ra </w:t>
       </w:r>
       <w:r>
         <w:rPr>
-          <w:rFonts w:ascii="Garamond" w:hAnsi="Garamond"/>
+          <w:rFonts w:ascii="Brill" w:hAnsi="Brill"/>
           <w:color w:val="FF0000"/>
           <w:lang w:val="es-ES"/>
         </w:rPr>
@@ -67,7 +67,7 @@
       </w:r>
       <w:r>
         <w:rPr>
-          <w:rFonts w:ascii="Garamond" w:hAnsi="Garamond"/>
+          <w:rFonts w:ascii="Brill" w:hAnsi="Brill"/>
           <w:color w:val="FF0000"/>
           <w:lang w:val="es-ES"/>
         </w:rPr>
@@ -75,7 +75,7 @@
       </w:r>
       <w:r>
         <w:rPr>
-          <w:rFonts w:ascii="Garamond" w:hAnsi="Garamond"/>
+          <w:rFonts w:ascii="Brill" w:hAnsi="Brill"/>
           <w:color w:val="FF0000"/>
           <w:lang w:val="es-ES"/>
         </w:rPr>
@@ -84,7 +84,7 @@
       <w:proofErr w:type="spellStart"/>
       <w:r>
         <w:rPr>
-          <w:rFonts w:ascii="Garamond" w:hAnsi="Garamond"/>
+          <w:rFonts w:ascii="Brill" w:hAnsi="Brill"/>
           <w:smallCaps/>
           <w:color w:val="FF0000"/>
           <w:lang w:val="es-ES"/>
@@ -94,7 +94,7 @@
       <w:proofErr w:type="spellEnd"/>
       <w:r>
         <w:rPr>
-          <w:rFonts w:ascii="Garamond" w:hAnsi="Garamond"/>
+          <w:rFonts w:ascii="Brill" w:hAnsi="Brill"/>
           <w:color w:val="FF0000"/>
           <w:lang w:val="es-ES"/>
         </w:rPr>
@@ -102,7 +102,7 @@
       </w:r>
       <w:r>
         <w:rPr>
-          <w:rFonts w:ascii="Garamond" w:hAnsi="Garamond"/>
+          <w:rFonts w:ascii="Brill" w:hAnsi="Brill"/>
           <w:color w:val="FF0000"/>
           <w:lang w:val="es-ES"/>
         </w:rPr>
@@ -110,7 +110,7 @@
       </w:r>
       <w:r>
         <w:rPr>
-          <w:rFonts w:ascii="Garamond" w:hAnsi="Garamond"/>
+          <w:rFonts w:ascii="Brill" w:hAnsi="Brill"/>
           <w:color w:val="FF0000"/>
           <w:lang w:val="es-ES"/>
         </w:rPr>
@@ -118,28 +118,14 @@
       </w:r>
       <w:r>
         <w:rPr>
-          <w:rFonts w:ascii="Garamond" w:hAnsi="Garamond"/>
-          <w:color w:val="FF0000"/>
-        </w:rPr>
-        <w:t>or qu</w:t>
-      </w:r>
-      <w:r>
-        <w:rPr>
-          <w:rFonts w:ascii="Garamond" w:hAnsi="Garamond"/>
-          <w:color w:val="FF0000"/>
-        </w:rPr>
-        <w:t>é</w:t>
-      </w:r>
-      <w:r>
-        <w:rPr>
-          <w:rFonts w:ascii="Garamond" w:hAnsi="Garamond"/>
-          <w:color w:val="FF0000"/>
-        </w:rPr>
-        <w:t xml:space="preserve"> </w:t>
-      </w:r>
-      <w:r>
-        <w:rPr>
-          <w:rFonts w:ascii="Garamond" w:hAnsi="Garamond"/>
+          <w:rFonts w:ascii="Brill" w:hAnsi="Brill"/>
+          <w:color w:val="FF0000"/>
+        </w:rPr>
+        <w:t xml:space="preserve">or qué </w:t>
+      </w:r>
+      <w:r>
+        <w:rPr>
+          <w:rFonts w:ascii="Brill" w:hAnsi="Brill"/>
           <w:color w:val="FF0000"/>
           <w:lang w:val="es-ES"/>
         </w:rPr>
@@ -147,7 +133,7 @@
       </w:r>
       <w:r>
         <w:rPr>
-          <w:rFonts w:ascii="Garamond" w:hAnsi="Garamond"/>
+          <w:rFonts w:ascii="Brill" w:hAnsi="Brill"/>
           <w:color w:val="FF0000"/>
           <w:lang w:val="es-ES"/>
         </w:rPr>
@@ -155,7 +141,7 @@
       </w:r>
       <w:r>
         <w:rPr>
-          <w:rFonts w:ascii="Garamond" w:hAnsi="Garamond"/>
+          <w:rFonts w:ascii="Brill" w:hAnsi="Brill"/>
           <w:color w:val="FF0000"/>
           <w:lang w:val="es-ES"/>
         </w:rPr>
@@ -164,7 +150,7 @@
       <w:proofErr w:type="spellStart"/>
       <w:r>
         <w:rPr>
-          <w:rFonts w:ascii="Garamond" w:hAnsi="Garamond"/>
+          <w:rFonts w:ascii="Brill" w:hAnsi="Brill"/>
           <w:color w:val="FF0000"/>
           <w:lang w:val="es-ES"/>
         </w:rPr>
@@ -172,7 +158,7 @@
       </w:r>
       <w:r>
         <w:rPr>
-          <w:rFonts w:ascii="Garamond" w:hAnsi="Garamond"/>
+          <w:rFonts w:ascii="Brill" w:hAnsi="Brill"/>
           <w:color w:val="FF0000"/>
           <w:lang w:val="es-ES"/>
         </w:rPr>
@@ -180,7 +166,7 @@
       </w:r>
       <w:r>
         <w:rPr>
-          <w:rFonts w:ascii="Garamond" w:hAnsi="Garamond"/>
+          <w:rFonts w:ascii="Brill" w:hAnsi="Brill"/>
           <w:color w:val="FF0000"/>
           <w:lang w:val="es-ES"/>
         </w:rPr>
@@ -189,7 +175,7 @@
       <w:proofErr w:type="spellEnd"/>
       <w:r>
         <w:rPr>
-          <w:rFonts w:ascii="Garamond" w:hAnsi="Garamond"/>
+          <w:rFonts w:ascii="Brill" w:hAnsi="Brill"/>
           <w:color w:val="FF0000"/>
           <w:lang w:val="es-ES"/>
         </w:rPr>
@@ -198,7 +184,7 @@
       <w:proofErr w:type="spellStart"/>
       <w:r>
         <w:rPr>
-          <w:rFonts w:ascii="Garamond" w:hAnsi="Garamond"/>
+          <w:rFonts w:ascii="Brill" w:hAnsi="Brill"/>
           <w:color w:val="FF0000"/>
           <w:lang w:val="es-ES"/>
         </w:rPr>
@@ -207,7 +193,7 @@
       <w:proofErr w:type="spellEnd"/>
       <w:r>
         <w:rPr>
-          <w:rFonts w:ascii="Garamond" w:hAnsi="Garamond"/>
+          <w:rFonts w:ascii="Brill" w:hAnsi="Brill"/>
           <w:color w:val="FF0000"/>
           <w:lang w:val="es-ES"/>
         </w:rPr>
@@ -215,7 +201,7 @@
       </w:r>
       <w:r>
         <w:rPr>
-          <w:rFonts w:ascii="Garamond" w:hAnsi="Garamond"/>
+          <w:rFonts w:ascii="Brill" w:hAnsi="Brill"/>
           <w:color w:val="FF0000"/>
           <w:lang w:val="es-ES"/>
         </w:rPr>
@@ -225,7 +211,7 @@
     <w:p>
       <w:pPr>
         <w:rPr>
-          <w:rFonts w:ascii="Garamond" w:eastAsia="Calibri" w:hAnsi="Garamond" w:cs="Times New Roman (Corps CS)"/>
+          <w:rFonts w:ascii="Brill" w:eastAsia="Calibri" w:hAnsi="Brill" w:cs="Times New Roman (Corps CS)"/>
           <w:kern w:val="2"/>
           <w:lang w:val="es-ES"/>
           <w14:ligatures w14:val="standardContextual"/>
@@ -233,26 +219,17 @@
       </w:pPr>
       <w:r>
         <w:rPr>
-          <w:rFonts w:ascii="Garamond" w:eastAsia="Calibri" w:hAnsi="Garamond" w:cs="Times New Roman (Corps CS)"/>
-          <w:kern w:val="2"/>
-          <w:lang w:val="es-ES"/>
-          <w14:ligatures w14:val="standardContextual"/>
-        </w:rPr>
-        <w:t xml:space="preserve">B: </w:t>
-      </w:r>
-      <w:r>
-        <w:rPr>
-          <w:rFonts w:ascii="Garamond" w:eastAsia="Calibri" w:hAnsi="Garamond" w:cs="Times New Roman (Corps CS)"/>
-          <w:kern w:val="2"/>
-          <w:lang w:val="es-ES"/>
-          <w14:ligatures w14:val="standardContextual"/>
-        </w:rPr>
-        <w:t xml:space="preserve">1rb </w:t>
+          <w:rFonts w:ascii="Brill" w:eastAsia="Calibri" w:hAnsi="Brill" w:cs="Times New Roman (Corps CS)"/>
+          <w:kern w:val="2"/>
+          <w:lang w:val="es-ES"/>
+          <w14:ligatures w14:val="standardContextual"/>
+        </w:rPr>
+        <w:t xml:space="preserve">B: 1rb </w:t>
       </w:r>
       <w:proofErr w:type="spellStart"/>
       <w:r>
         <w:rPr>
-          <w:rFonts w:ascii="Garamond" w:eastAsia="Calibri" w:hAnsi="Garamond" w:cs="Times New Roman (Corps CS)"/>
+          <w:rFonts w:ascii="Brill" w:eastAsia="Calibri" w:hAnsi="Brill" w:cs="Times New Roman (Corps CS)"/>
           <w:color w:val="FF0000"/>
           <w:kern w:val="2"/>
           <w:lang w:val="es-ES"/>
@@ -263,7 +240,7 @@
       <w:proofErr w:type="spellEnd"/>
       <w:r>
         <w:rPr>
-          <w:rFonts w:ascii="Garamond" w:eastAsia="Calibri" w:hAnsi="Garamond" w:cs="Times New Roman (Corps CS)"/>
+          <w:rFonts w:ascii="Brill" w:eastAsia="Calibri" w:hAnsi="Brill" w:cs="Times New Roman (Corps CS)"/>
           <w:color w:val="FF0000"/>
           <w:kern w:val="2"/>
           <w:lang w:val="es-ES"/>
@@ -274,7 +251,7 @@
       <w:proofErr w:type="spellStart"/>
       <w:r>
         <w:rPr>
-          <w:rFonts w:ascii="Garamond" w:eastAsia="Calibri" w:hAnsi="Garamond" w:cs="Times New Roman (Corps CS)"/>
+          <w:rFonts w:ascii="Brill" w:eastAsia="Calibri" w:hAnsi="Brill" w:cs="Times New Roman (Corps CS)"/>
           <w:smallCaps/>
           <w:color w:val="FF0000"/>
           <w:kern w:val="2"/>
@@ -286,7 +263,7 @@
       <w:proofErr w:type="spellEnd"/>
       <w:r>
         <w:rPr>
-          <w:rFonts w:ascii="Garamond" w:eastAsia="Calibri" w:hAnsi="Garamond" w:cs="Times New Roman (Corps CS)"/>
+          <w:rFonts w:ascii="Brill" w:eastAsia="Calibri" w:hAnsi="Brill" w:cs="Times New Roman (Corps CS)"/>
           <w:color w:val="FF0000"/>
           <w:kern w:val="2"/>
           <w:lang w:val="es-ES"/>
@@ -297,7 +274,7 @@
       <w:proofErr w:type="spellStart"/>
       <w:r>
         <w:rPr>
-          <w:rFonts w:ascii="Garamond" w:eastAsia="Calibri" w:hAnsi="Garamond" w:cs="Times New Roman (Corps CS)"/>
+          <w:rFonts w:ascii="Brill" w:eastAsia="Calibri" w:hAnsi="Brill" w:cs="Times New Roman (Corps CS)"/>
           <w:color w:val="FF0000"/>
           <w:kern w:val="2"/>
           <w:lang w:val="es-ES"/>
@@ -308,7 +285,7 @@
       <w:proofErr w:type="spellEnd"/>
       <w:r>
         <w:rPr>
-          <w:rFonts w:ascii="Garamond" w:eastAsia="Calibri" w:hAnsi="Garamond" w:cs="Times New Roman (Corps CS)"/>
+          <w:rFonts w:ascii="Brill" w:eastAsia="Calibri" w:hAnsi="Brill" w:cs="Times New Roman (Corps CS)"/>
           <w:color w:val="FF0000"/>
           <w:kern w:val="2"/>
           <w:lang w:val="es-ES"/>
@@ -320,7 +297,7 @@
     <w:p>
       <w:pPr>
         <w:rPr>
-          <w:rFonts w:ascii="Garamond" w:eastAsia="Calibri" w:hAnsi="Garamond" w:cs="Times New Roman (Corps CS)"/>
+          <w:rFonts w:ascii="Brill" w:eastAsia="Calibri" w:hAnsi="Brill" w:cs="Times New Roman (Corps CS)"/>
           <w:kern w:val="2"/>
           <w:lang w:val="es-ES"/>
           <w14:ligatures w14:val="standardContextual"/>
@@ -328,26 +305,17 @@
       </w:pPr>
       <w:r>
         <w:rPr>
-          <w:rFonts w:ascii="Garamond" w:eastAsia="Calibri" w:hAnsi="Garamond" w:cs="Times New Roman (Corps CS)"/>
-          <w:kern w:val="2"/>
-          <w:lang w:val="es-ES"/>
-          <w14:ligatures w14:val="standardContextual"/>
-        </w:rPr>
-        <w:t xml:space="preserve">B: </w:t>
-      </w:r>
-      <w:r>
-        <w:rPr>
-          <w:rFonts w:ascii="Garamond" w:eastAsia="Calibri" w:hAnsi="Garamond" w:cs="Times New Roman (Corps CS)"/>
-          <w:kern w:val="2"/>
-          <w:lang w:val="es-ES"/>
-          <w14:ligatures w14:val="standardContextual"/>
-        </w:rPr>
-        <w:t xml:space="preserve">16vb </w:t>
+          <w:rFonts w:ascii="Brill" w:eastAsia="Calibri" w:hAnsi="Brill" w:cs="Times New Roman (Corps CS)"/>
+          <w:kern w:val="2"/>
+          <w:lang w:val="es-ES"/>
+          <w14:ligatures w14:val="standardContextual"/>
+        </w:rPr>
+        <w:t xml:space="preserve">B: 16vb </w:t>
       </w:r>
       <w:proofErr w:type="spellStart"/>
       <w:r>
         <w:rPr>
-          <w:rFonts w:ascii="Garamond" w:eastAsia="Calibri" w:hAnsi="Garamond" w:cs="Times New Roman (Corps CS)"/>
+          <w:rFonts w:ascii="Brill" w:eastAsia="Calibri" w:hAnsi="Brill" w:cs="Times New Roman (Corps CS)"/>
           <w:color w:val="FF0000"/>
           <w:kern w:val="2"/>
           <w:lang w:val="es-ES"/>
@@ -358,7 +326,7 @@
       <w:proofErr w:type="spellEnd"/>
       <w:r>
         <w:rPr>
-          <w:rFonts w:ascii="Garamond" w:eastAsia="Calibri" w:hAnsi="Garamond" w:cs="Times New Roman (Corps CS)"/>
+          <w:rFonts w:ascii="Brill" w:eastAsia="Calibri" w:hAnsi="Brill" w:cs="Times New Roman (Corps CS)"/>
           <w:color w:val="FF0000"/>
           <w:kern w:val="2"/>
           <w:lang w:val="es-ES"/>
@@ -369,7 +337,7 @@
       <w:proofErr w:type="spellStart"/>
       <w:r>
         <w:rPr>
-          <w:rFonts w:ascii="Garamond" w:eastAsia="Calibri" w:hAnsi="Garamond" w:cs="Times New Roman (Corps CS)"/>
+          <w:rFonts w:ascii="Brill" w:eastAsia="Calibri" w:hAnsi="Brill" w:cs="Times New Roman (Corps CS)"/>
           <w:smallCaps/>
           <w:color w:val="FF0000"/>
           <w:kern w:val="2"/>
@@ -381,7 +349,7 @@
       <w:proofErr w:type="spellEnd"/>
       <w:r>
         <w:rPr>
-          <w:rFonts w:ascii="Garamond" w:eastAsia="Calibri" w:hAnsi="Garamond" w:cs="Times New Roman (Corps CS)"/>
+          <w:rFonts w:ascii="Brill" w:eastAsia="Calibri" w:hAnsi="Brill" w:cs="Times New Roman (Corps CS)"/>
           <w:color w:val="FF0000"/>
           <w:kern w:val="2"/>
           <w:lang w:val="es-ES"/>
@@ -392,7 +360,7 @@
       <w:proofErr w:type="spellStart"/>
       <w:r>
         <w:rPr>
-          <w:rFonts w:ascii="Garamond" w:eastAsia="Calibri" w:hAnsi="Garamond" w:cs="Times New Roman (Corps CS)"/>
+          <w:rFonts w:ascii="Brill" w:eastAsia="Calibri" w:hAnsi="Brill" w:cs="Times New Roman (Corps CS)"/>
           <w:color w:val="FF0000"/>
           <w:kern w:val="2"/>
           <w:lang w:val="es-ES"/>
@@ -403,7 +371,7 @@
       <w:proofErr w:type="spellEnd"/>
       <w:r>
         <w:rPr>
-          <w:rFonts w:ascii="Garamond" w:eastAsia="Calibri" w:hAnsi="Garamond" w:cs="Times New Roman (Corps CS)"/>
+          <w:rFonts w:ascii="Brill" w:eastAsia="Calibri" w:hAnsi="Brill" w:cs="Times New Roman (Corps CS)"/>
           <w:color w:val="FF0000"/>
           <w:kern w:val="2"/>
           <w:lang w:val="es-ES"/>
@@ -415,59 +383,35 @@
     <w:p>
       <w:pPr>
         <w:rPr>
-          <w:rFonts w:ascii="Garamond" w:hAnsi="Garamond"/>
+          <w:rFonts w:ascii="Brill" w:hAnsi="Brill"/>
           <w:color w:val="FF0000"/>
           <w:lang w:val="es-ES"/>
         </w:rPr>
       </w:pPr>
       <w:r>
         <w:rPr>
-          <w:rFonts w:ascii="Garamond" w:hAnsi="Garamond"/>
+          <w:rFonts w:ascii="Brill" w:hAnsi="Brill"/>
           <w:lang w:val="es-ES"/>
         </w:rPr>
         <w:t xml:space="preserve">C: </w:t>
       </w:r>
       <w:r>
         <w:rPr>
-          <w:rFonts w:ascii="Garamond" w:hAnsi="Garamond"/>
+          <w:rFonts w:ascii="Brill" w:hAnsi="Brill"/>
         </w:rPr>
         <w:t xml:space="preserve">1v </w:t>
       </w:r>
       <w:r>
         <w:rPr>
-          <w:rFonts w:ascii="Garamond" w:hAnsi="Garamond"/>
-          <w:color w:val="FF0000"/>
-          <w:lang w:val="es-ES"/>
-        </w:rPr>
-        <w:t>Cap</w:t>
-      </w:r>
-      <w:r>
-        <w:rPr>
-          <w:rFonts w:ascii="Garamond" w:hAnsi="Garamond"/>
-          <w:color w:val="FF0000"/>
-          <w:lang w:val="es-ES"/>
-        </w:rPr>
-        <w:t>í</w:t>
-      </w:r>
-      <w:r>
-        <w:rPr>
-          <w:rFonts w:ascii="Garamond" w:hAnsi="Garamond"/>
-          <w:color w:val="FF0000"/>
-          <w:lang w:val="es-ES"/>
-        </w:rPr>
-        <w:t>tulo</w:t>
-      </w:r>
-      <w:r>
-        <w:rPr>
-          <w:rFonts w:ascii="Garamond" w:hAnsi="Garamond"/>
-          <w:color w:val="FF0000"/>
-          <w:lang w:val="es-ES"/>
-        </w:rPr>
-        <w:t xml:space="preserve"> </w:t>
-      </w:r>
-      <w:r>
-        <w:rPr>
-          <w:rFonts w:ascii="Garamond" w:hAnsi="Garamond"/>
+          <w:rFonts w:ascii="Brill" w:hAnsi="Brill"/>
+          <w:color w:val="FF0000"/>
+          <w:lang w:val="es-ES"/>
+        </w:rPr>
+        <w:t xml:space="preserve">Capítulo </w:t>
+      </w:r>
+      <w:r>
+        <w:rPr>
+          <w:rFonts w:ascii="Brill" w:hAnsi="Brill"/>
           <w:smallCaps/>
           <w:color w:val="FF0000"/>
         </w:rPr>
@@ -475,14 +419,14 @@
       </w:r>
       <w:r>
         <w:rPr>
-          <w:rFonts w:ascii="Garamond" w:hAnsi="Garamond"/>
+          <w:rFonts w:ascii="Brill" w:hAnsi="Brill"/>
           <w:color w:val="FF0000"/>
         </w:rPr>
         <w:t xml:space="preserve">. </w:t>
       </w:r>
       <w:r>
         <w:rPr>
-          <w:rFonts w:ascii="Garamond" w:hAnsi="Garamond"/>
+          <w:rFonts w:ascii="Brill" w:hAnsi="Brill"/>
           <w:color w:val="FF0000"/>
           <w:lang w:val="es-ES"/>
         </w:rPr>
@@ -490,72 +434,66 @@
       </w:r>
       <w:r>
         <w:rPr>
-          <w:rFonts w:ascii="Garamond" w:hAnsi="Garamond"/>
-          <w:color w:val="FF0000"/>
-        </w:rPr>
-        <w:t>or qu</w:t>
-      </w:r>
-      <w:r>
-        <w:rPr>
-          <w:rFonts w:ascii="Garamond" w:hAnsi="Garamond"/>
-          <w:color w:val="FF0000"/>
-        </w:rPr>
-        <w:t>é</w:t>
-      </w:r>
-      <w:r>
-        <w:rPr>
-          <w:rFonts w:ascii="Garamond" w:hAnsi="Garamond"/>
-          <w:color w:val="FF0000"/>
-        </w:rPr>
-        <w:t xml:space="preserve"> </w:t>
-      </w:r>
-      <w:r>
-        <w:rPr>
-          <w:rFonts w:ascii="Garamond" w:hAnsi="Garamond"/>
+          <w:rFonts w:ascii="Brill" w:hAnsi="Brill"/>
+          <w:color w:val="FF0000"/>
+        </w:rPr>
+        <w:t xml:space="preserve">or qué </w:t>
+      </w:r>
+      <w:r>
+        <w:rPr>
+          <w:rFonts w:ascii="Brill" w:hAnsi="Brill"/>
           <w:color w:val="FF0000"/>
         </w:rPr>
         <w:t xml:space="preserve">quiso </w:t>
       </w:r>
       <w:r>
         <w:rPr>
-          <w:rFonts w:ascii="Garamond" w:hAnsi="Garamond"/>
-          <w:color w:val="FF0000"/>
-          <w:lang w:val="es-ES"/>
-        </w:rPr>
-        <w:t>D</w:t>
-      </w:r>
-      <w:r>
-        <w:rPr>
-          <w:rFonts w:ascii="Garamond" w:hAnsi="Garamond"/>
-          <w:color w:val="FF0000"/>
-          <w:lang w:val="es-ES"/>
-        </w:rPr>
-        <w:t>ios</w:t>
-      </w:r>
-      <w:r>
-        <w:rPr>
-          <w:rFonts w:ascii="Garamond" w:hAnsi="Garamond"/>
+          <w:rFonts w:ascii="Brill" w:hAnsi="Brill"/>
+          <w:color w:val="FF0000"/>
+          <w:lang w:val="es-ES"/>
+        </w:rPr>
+        <w:t>Dios</w:t>
+      </w:r>
+      <w:r>
+        <w:rPr>
+          <w:rFonts w:ascii="Brill" w:hAnsi="Brill"/>
           <w:color w:val="FF0000"/>
         </w:rPr>
         <w:t xml:space="preserve"> que </w:t>
       </w:r>
       <w:r>
         <w:rPr>
-          <w:rFonts w:ascii="Garamond" w:hAnsi="Garamond"/>
+          <w:rFonts w:ascii="Brill" w:hAnsi="Brill"/>
           <w:color w:val="FF0000"/>
         </w:rPr>
         <w:t xml:space="preserve">naciese </w:t>
       </w:r>
       <w:r>
         <w:rPr>
-          <w:rFonts w:ascii="Garamond" w:hAnsi="Garamond"/>
-          <w:color w:val="FF0000"/>
-        </w:rPr>
-        <w:t>Eva de la costilla de Adam e non la fizo nacer de tierra</w:t>
-      </w:r>
-      <w:r>
-        <w:rPr>
-          <w:rFonts w:ascii="Garamond" w:hAnsi="Garamond"/>
+          <w:rFonts w:ascii="Brill" w:hAnsi="Brill"/>
+          <w:color w:val="FF0000"/>
+        </w:rPr>
+        <w:t xml:space="preserve">Eva de la costilla de Adam </w:t>
+      </w:r>
+      <w:proofErr w:type="gramStart"/>
+      <w:r>
+        <w:rPr>
+          <w:rFonts w:ascii="Brill" w:hAnsi="Brill"/>
+          <w:color w:val="FF0000"/>
+        </w:rPr>
+        <w:t>e</w:t>
+      </w:r>
+      <w:proofErr w:type="gramEnd"/>
+      <w:r>
+        <w:rPr>
+          <w:rFonts w:ascii="Brill" w:hAnsi="Brill"/>
+          <w:color w:val="FF0000"/>
+        </w:rPr>
+        <w:t xml:space="preserve"> non la fizo nacer de tierra</w:t>
+      </w:r>
+      <w:r>
+        <w:rPr>
+          <w:rFonts w:ascii="Brill" w:hAnsi="Brill"/>
           <w:color w:val="FF0000"/>
           <w:lang w:val="es-ES"/>
         </w:rPr>
@@ -565,59 +503,35 @@
     <w:p>
       <w:pPr>
         <w:rPr>
-          <w:rFonts w:ascii="Garamond" w:hAnsi="Garamond"/>
+          <w:rFonts w:ascii="Brill" w:hAnsi="Brill"/>
           <w:color w:val="FF0000"/>
           <w:lang w:val="es-ES"/>
         </w:rPr>
       </w:pPr>
       <w:r>
         <w:rPr>
-          <w:rFonts w:ascii="Garamond" w:hAnsi="Garamond"/>
+          <w:rFonts w:ascii="Brill" w:hAnsi="Brill"/>
           <w:lang w:val="es-ES"/>
         </w:rPr>
         <w:t xml:space="preserve">C: </w:t>
       </w:r>
       <w:r>
         <w:rPr>
-          <w:rFonts w:ascii="Garamond" w:hAnsi="Garamond"/>
+          <w:rFonts w:ascii="Brill" w:hAnsi="Brill"/>
         </w:rPr>
         <w:t xml:space="preserve">40r </w:t>
       </w:r>
       <w:r>
         <w:rPr>
-          <w:rFonts w:ascii="Garamond" w:hAnsi="Garamond"/>
-          <w:color w:val="FF0000"/>
-          <w:lang w:val="es-ES"/>
-        </w:rPr>
-        <w:t>Cap</w:t>
-      </w:r>
-      <w:r>
-        <w:rPr>
-          <w:rFonts w:ascii="Garamond" w:hAnsi="Garamond"/>
-          <w:color w:val="FF0000"/>
-          <w:lang w:val="es-ES"/>
-        </w:rPr>
-        <w:t>í</w:t>
-      </w:r>
-      <w:r>
-        <w:rPr>
-          <w:rFonts w:ascii="Garamond" w:hAnsi="Garamond"/>
-          <w:color w:val="FF0000"/>
-          <w:lang w:val="es-ES"/>
-        </w:rPr>
-        <w:t>tulo</w:t>
-      </w:r>
-      <w:r>
-        <w:rPr>
-          <w:rFonts w:ascii="Garamond" w:hAnsi="Garamond"/>
-          <w:color w:val="FF0000"/>
-          <w:lang w:val="es-ES"/>
-        </w:rPr>
-        <w:t xml:space="preserve"> </w:t>
-      </w:r>
-      <w:r>
-        <w:rPr>
-          <w:rFonts w:ascii="Garamond" w:hAnsi="Garamond"/>
+          <w:rFonts w:ascii="Brill" w:hAnsi="Brill"/>
+          <w:color w:val="FF0000"/>
+          <w:lang w:val="es-ES"/>
+        </w:rPr>
+        <w:t xml:space="preserve">Capítulo </w:t>
+      </w:r>
+      <w:r>
+        <w:rPr>
+          <w:rFonts w:ascii="Brill" w:hAnsi="Brill"/>
           <w:smallCaps/>
           <w:color w:val="FF0000"/>
         </w:rPr>
@@ -625,14 +539,14 @@
       </w:r>
       <w:r>
         <w:rPr>
-          <w:rFonts w:ascii="Garamond" w:hAnsi="Garamond"/>
+          <w:rFonts w:ascii="Brill" w:hAnsi="Brill"/>
           <w:color w:val="FF0000"/>
         </w:rPr>
         <w:t xml:space="preserve">. </w:t>
       </w:r>
       <w:r>
         <w:rPr>
-          <w:rFonts w:ascii="Garamond" w:hAnsi="Garamond"/>
+          <w:rFonts w:ascii="Brill" w:hAnsi="Brill"/>
           <w:color w:val="FF0000"/>
           <w:lang w:val="es-ES"/>
         </w:rPr>
@@ -640,86 +554,80 @@
       </w:r>
       <w:r>
         <w:rPr>
-          <w:rFonts w:ascii="Garamond" w:hAnsi="Garamond"/>
-          <w:color w:val="FF0000"/>
-        </w:rPr>
-        <w:t>or qu</w:t>
-      </w:r>
-      <w:r>
-        <w:rPr>
-          <w:rFonts w:ascii="Garamond" w:hAnsi="Garamond"/>
-          <w:color w:val="FF0000"/>
-        </w:rPr>
-        <w:t>é</w:t>
-      </w:r>
-      <w:r>
-        <w:rPr>
-          <w:rFonts w:ascii="Garamond" w:hAnsi="Garamond"/>
-          <w:color w:val="FF0000"/>
-        </w:rPr>
-        <w:t xml:space="preserve"> </w:t>
-      </w:r>
-      <w:r>
-        <w:rPr>
-          <w:rFonts w:ascii="Garamond" w:hAnsi="Garamond"/>
+          <w:rFonts w:ascii="Brill" w:hAnsi="Brill"/>
+          <w:color w:val="FF0000"/>
+        </w:rPr>
+        <w:t xml:space="preserve">or qué </w:t>
+      </w:r>
+      <w:r>
+        <w:rPr>
+          <w:rFonts w:ascii="Brill" w:hAnsi="Brill"/>
           <w:color w:val="FF0000"/>
         </w:rPr>
         <w:t xml:space="preserve">quiso </w:t>
       </w:r>
       <w:r>
         <w:rPr>
-          <w:rFonts w:ascii="Garamond" w:hAnsi="Garamond"/>
-          <w:color w:val="FF0000"/>
-          <w:lang w:val="es-ES"/>
-        </w:rPr>
-        <w:t>D</w:t>
-      </w:r>
-      <w:r>
-        <w:rPr>
-          <w:rFonts w:ascii="Garamond" w:hAnsi="Garamond"/>
-          <w:color w:val="FF0000"/>
-          <w:lang w:val="es-ES"/>
-        </w:rPr>
-        <w:t xml:space="preserve">ios </w:t>
-      </w:r>
-      <w:r>
-        <w:rPr>
-          <w:rFonts w:ascii="Garamond" w:hAnsi="Garamond"/>
+          <w:rFonts w:ascii="Brill" w:hAnsi="Brill"/>
+          <w:color w:val="FF0000"/>
+          <w:lang w:val="es-ES"/>
+        </w:rPr>
+        <w:t xml:space="preserve">Dios </w:t>
+      </w:r>
+      <w:r>
+        <w:rPr>
+          <w:rFonts w:ascii="Brill" w:hAnsi="Brill"/>
           <w:color w:val="FF0000"/>
         </w:rPr>
         <w:t xml:space="preserve">que </w:t>
       </w:r>
       <w:r>
         <w:rPr>
-          <w:rFonts w:ascii="Garamond" w:hAnsi="Garamond"/>
+          <w:rFonts w:ascii="Brill" w:hAnsi="Brill"/>
           <w:color w:val="FF0000"/>
         </w:rPr>
         <w:t xml:space="preserve">naciese </w:t>
       </w:r>
       <w:r>
         <w:rPr>
-          <w:rFonts w:ascii="Garamond" w:hAnsi="Garamond"/>
-          <w:color w:val="FF0000"/>
-        </w:rPr>
-        <w:t xml:space="preserve">Eva de la costilla de Adam e non la fizo </w:t>
-      </w:r>
-      <w:r>
-        <w:rPr>
-          <w:rFonts w:ascii="Garamond" w:hAnsi="Garamond"/>
+          <w:rFonts w:ascii="Brill" w:hAnsi="Brill"/>
+          <w:color w:val="FF0000"/>
+        </w:rPr>
+        <w:t xml:space="preserve">Eva de la costilla de Adam </w:t>
+      </w:r>
+      <w:proofErr w:type="gramStart"/>
+      <w:r>
+        <w:rPr>
+          <w:rFonts w:ascii="Brill" w:hAnsi="Brill"/>
+          <w:color w:val="FF0000"/>
+        </w:rPr>
+        <w:t>e</w:t>
+      </w:r>
+      <w:proofErr w:type="gramEnd"/>
+      <w:r>
+        <w:rPr>
+          <w:rFonts w:ascii="Brill" w:hAnsi="Brill"/>
+          <w:color w:val="FF0000"/>
+        </w:rPr>
+        <w:t xml:space="preserve"> non la fizo </w:t>
+      </w:r>
+      <w:r>
+        <w:rPr>
+          <w:rFonts w:ascii="Brill" w:hAnsi="Brill"/>
           <w:color w:val="FF0000"/>
         </w:rPr>
         <w:t xml:space="preserve">nacer </w:t>
       </w:r>
       <w:r>
         <w:rPr>
-          <w:rFonts w:ascii="Garamond" w:hAnsi="Garamond"/>
+          <w:rFonts w:ascii="Brill" w:hAnsi="Brill"/>
           <w:color w:val="FF0000"/>
         </w:rPr>
         <w:t>de tierra</w:t>
       </w:r>
       <w:r>
         <w:rPr>
-          <w:rFonts w:ascii="Garamond" w:hAnsi="Garamond"/>
+          <w:rFonts w:ascii="Brill" w:hAnsi="Brill"/>
           <w:color w:val="FF0000"/>
           <w:lang w:val="es-ES"/>
         </w:rPr>
@@ -729,89 +637,65 @@
     <w:p>
       <w:pPr>
         <w:rPr>
-          <w:rFonts w:ascii="Garamond" w:hAnsi="Garamond"/>
+          <w:rFonts w:ascii="Brill" w:hAnsi="Brill"/>
           <w:color w:val="FF0000"/>
           <w:lang w:val="es-ES"/>
         </w:rPr>
       </w:pPr>
       <w:r>
         <w:rPr>
-          <w:rFonts w:ascii="Garamond" w:hAnsi="Garamond"/>
+          <w:rFonts w:ascii="Brill" w:hAnsi="Brill"/>
           <w:lang w:val="es-ES"/>
         </w:rPr>
         <w:t xml:space="preserve">D: </w:t>
       </w:r>
       <w:r>
         <w:rPr>
-          <w:rFonts w:ascii="Garamond" w:hAnsi="Garamond"/>
+          <w:rFonts w:ascii="Brill" w:hAnsi="Brill"/>
         </w:rPr>
         <w:t>119v</w:t>
       </w:r>
       <w:r>
         <w:rPr>
-          <w:rFonts w:ascii="Garamond" w:hAnsi="Garamond"/>
+          <w:rFonts w:ascii="Brill" w:hAnsi="Brill"/>
           <w:lang w:val="es-ES"/>
         </w:rPr>
         <w:t xml:space="preserve">b </w:t>
       </w:r>
       <w:r>
         <w:rPr>
-          <w:rFonts w:ascii="Garamond" w:hAnsi="Garamond"/>
-          <w:color w:val="FF0000"/>
-          <w:lang w:val="es-ES"/>
-        </w:rPr>
-        <w:t>Cap</w:t>
-      </w:r>
-      <w:r>
-        <w:rPr>
-          <w:rFonts w:ascii="Garamond" w:hAnsi="Garamond"/>
-          <w:color w:val="FF0000"/>
-          <w:lang w:val="es-ES"/>
-        </w:rPr>
-        <w:t>í</w:t>
-      </w:r>
-      <w:r>
-        <w:rPr>
-          <w:rFonts w:ascii="Garamond" w:hAnsi="Garamond"/>
-          <w:color w:val="FF0000"/>
-          <w:lang w:val="es-ES"/>
-        </w:rPr>
-        <w:t>tulo</w:t>
-      </w:r>
-      <w:r>
-        <w:rPr>
-          <w:rFonts w:ascii="Garamond" w:hAnsi="Garamond"/>
-          <w:color w:val="FF0000"/>
-          <w:lang w:val="es-ES"/>
+          <w:rFonts w:ascii="Brill" w:hAnsi="Brill"/>
+          <w:color w:val="FF0000"/>
+          <w:lang w:val="es-ES"/>
+        </w:rPr>
+        <w:t xml:space="preserve">Capítulo </w:t>
+      </w:r>
+      <w:r>
+        <w:rPr>
+          <w:rFonts w:ascii="Brill" w:hAnsi="Brill"/>
+          <w:smallCaps/>
+          <w:color w:val="FF0000"/>
+        </w:rPr>
+        <w:t>xli</w:t>
+      </w:r>
+      <w:r>
+        <w:rPr>
+          <w:rFonts w:ascii="Brill" w:hAnsi="Brill"/>
+          <w:color w:val="FF0000"/>
+          <w:lang w:val="es-ES"/>
+        </w:rPr>
+        <w:t>.</w:t>
+      </w:r>
+      <w:r>
+        <w:rPr>
+          <w:rFonts w:ascii="Brill" w:hAnsi="Brill"/>
+          <w:color w:val="FF0000"/>
         </w:rPr>
         <w:t xml:space="preserve"> </w:t>
       </w:r>
       <w:r>
         <w:rPr>
-          <w:rFonts w:ascii="Garamond" w:hAnsi="Garamond"/>
-          <w:smallCaps/>
-          <w:color w:val="FF0000"/>
-        </w:rPr>
-        <w:t>xli</w:t>
-      </w:r>
-      <w:r>
-        <w:rPr>
-          <w:rFonts w:ascii="Garamond" w:hAnsi="Garamond"/>
-          <w:color w:val="FF0000"/>
-          <w:lang w:val="es-ES"/>
-        </w:rPr>
-        <w:t>.</w:t>
-      </w:r>
-      <w:r>
-        <w:rPr>
-          <w:rFonts w:ascii="Garamond" w:hAnsi="Garamond"/>
-          <w:color w:val="FF0000"/>
-        </w:rPr>
-        <w:t xml:space="preserve"> </w:t>
-      </w:r>
-      <w:r>
-        <w:rPr>
-          <w:rFonts w:ascii="Garamond" w:hAnsi="Garamond"/>
+          <w:rFonts w:ascii="Brill" w:hAnsi="Brill"/>
           <w:color w:val="FF0000"/>
           <w:lang w:val="es-ES"/>
         </w:rPr>
@@ -819,121 +703,78 @@
       </w:r>
       <w:r>
         <w:rPr>
-          <w:rFonts w:ascii="Garamond" w:hAnsi="Garamond"/>
-          <w:color w:val="FF0000"/>
-        </w:rPr>
-        <w:t>or qu</w:t>
-      </w:r>
-      <w:r>
-        <w:rPr>
-          <w:rFonts w:ascii="Garamond" w:hAnsi="Garamond"/>
-          <w:color w:val="FF0000"/>
-        </w:rPr>
-        <w:t>é</w:t>
-      </w:r>
-      <w:r>
-        <w:rPr>
-          <w:rFonts w:ascii="Garamond" w:hAnsi="Garamond"/>
-          <w:color w:val="FF0000"/>
-        </w:rPr>
-        <w:t xml:space="preserve"> raz</w:t>
-      </w:r>
-      <w:r>
-        <w:rPr>
-          <w:rFonts w:ascii="Garamond" w:hAnsi="Garamond"/>
-          <w:color w:val="FF0000"/>
-        </w:rPr>
-        <w:t>ó</w:t>
-      </w:r>
-      <w:r>
-        <w:rPr>
-          <w:rFonts w:ascii="Garamond" w:hAnsi="Garamond"/>
-          <w:color w:val="FF0000"/>
-        </w:rPr>
-        <w:t>n</w:t>
-      </w:r>
-      <w:r>
-        <w:rPr>
-          <w:rFonts w:ascii="Garamond" w:hAnsi="Garamond"/>
-          <w:color w:val="FF0000"/>
-        </w:rPr>
-        <w:t xml:space="preserve"> </w:t>
-      </w:r>
-      <w:r>
-        <w:rPr>
-          <w:rFonts w:ascii="Garamond" w:hAnsi="Garamond"/>
+          <w:rFonts w:ascii="Brill" w:hAnsi="Brill"/>
+          <w:color w:val="FF0000"/>
+        </w:rPr>
+        <w:t xml:space="preserve">or qué razón </w:t>
+      </w:r>
+      <w:r>
+        <w:rPr>
+          <w:rFonts w:ascii="Brill" w:hAnsi="Brill"/>
           <w:color w:val="FF0000"/>
         </w:rPr>
         <w:t xml:space="preserve">fizo </w:t>
       </w:r>
       <w:r>
         <w:rPr>
-          <w:rFonts w:ascii="Garamond" w:hAnsi="Garamond"/>
-          <w:color w:val="FF0000"/>
-          <w:lang w:val="es-ES"/>
-        </w:rPr>
-        <w:t>D</w:t>
-      </w:r>
-      <w:r>
-        <w:rPr>
-          <w:rFonts w:ascii="Garamond" w:hAnsi="Garamond"/>
-          <w:color w:val="FF0000"/>
-          <w:lang w:val="es-ES"/>
-        </w:rPr>
-        <w:t xml:space="preserve">ios </w:t>
-      </w:r>
-      <w:r>
-        <w:rPr>
-          <w:rFonts w:ascii="Garamond" w:hAnsi="Garamond"/>
+          <w:rFonts w:ascii="Brill" w:hAnsi="Brill"/>
+          <w:color w:val="FF0000"/>
+          <w:lang w:val="es-ES"/>
+        </w:rPr>
+        <w:t xml:space="preserve">Dios </w:t>
+      </w:r>
+      <w:r>
+        <w:rPr>
+          <w:rFonts w:ascii="Brill" w:hAnsi="Brill"/>
           <w:color w:val="FF0000"/>
         </w:rPr>
         <w:t xml:space="preserve">que </w:t>
       </w:r>
       <w:r>
         <w:rPr>
-          <w:rFonts w:ascii="Garamond" w:hAnsi="Garamond"/>
+          <w:rFonts w:ascii="Brill" w:hAnsi="Brill"/>
           <w:color w:val="FF0000"/>
         </w:rPr>
         <w:t xml:space="preserve">naciese </w:t>
       </w:r>
       <w:r>
         <w:rPr>
-          <w:rFonts w:ascii="Garamond" w:hAnsi="Garamond"/>
+          <w:rFonts w:ascii="Brill" w:hAnsi="Brill"/>
           <w:color w:val="FF0000"/>
         </w:rPr>
         <w:t>Eva nuestra madre de la costilla de Ad</w:t>
       </w:r>
       <w:r>
         <w:rPr>
-          <w:rFonts w:ascii="Garamond" w:hAnsi="Garamond"/>
+          <w:rFonts w:ascii="Brill" w:hAnsi="Brill"/>
           <w:color w:val="FF0000"/>
         </w:rPr>
         <w:t>á</w:t>
       </w:r>
       <w:r>
         <w:rPr>
-          <w:rFonts w:ascii="Garamond" w:hAnsi="Garamond"/>
+          <w:rFonts w:ascii="Brill" w:hAnsi="Brill"/>
           <w:color w:val="FF0000"/>
         </w:rPr>
         <w:t>n e non la fizo de tierra como Ad</w:t>
       </w:r>
       <w:r>
         <w:rPr>
-          <w:rFonts w:ascii="Garamond" w:hAnsi="Garamond"/>
+          <w:rFonts w:ascii="Brill" w:hAnsi="Brill"/>
           <w:color w:val="FF0000"/>
         </w:rPr>
         <w:t>á</w:t>
       </w:r>
       <w:r>
         <w:rPr>
-          <w:rFonts w:ascii="Garamond" w:hAnsi="Garamond"/>
+          <w:rFonts w:ascii="Brill" w:hAnsi="Brill"/>
           <w:color w:val="FF0000"/>
         </w:rPr>
         <w:t>n nuestro padre</w:t>
       </w:r>
       <w:r>
         <w:rPr>
-          <w:rFonts w:ascii="Garamond" w:hAnsi="Garamond"/>
+          <w:rFonts w:ascii="Brill" w:hAnsi="Brill"/>
           <w:color w:val="FF0000"/>
           <w:lang w:val="es-ES"/>
         </w:rPr>
@@ -943,52 +784,28 @@
     <w:p>
       <w:pPr>
         <w:rPr>
-          <w:rFonts w:ascii="Garamond" w:hAnsi="Garamond"/>
+          <w:rFonts w:ascii="Brill" w:hAnsi="Brill"/>
           <w:color w:val="FF0000"/>
           <w:lang w:val="es-ES"/>
         </w:rPr>
       </w:pPr>
       <w:r>
         <w:rPr>
-          <w:rFonts w:ascii="Garamond" w:hAnsi="Garamond"/>
+          <w:rFonts w:ascii="Brill" w:hAnsi="Brill"/>
         </w:rPr>
         <w:t xml:space="preserve">E: 62vb </w:t>
       </w:r>
       <w:r>
         <w:rPr>
-          <w:rFonts w:ascii="Garamond" w:hAnsi="Garamond"/>
-          <w:color w:val="FF0000"/>
-          <w:lang w:val="es-ES"/>
-        </w:rPr>
-        <w:t>Cap</w:t>
-      </w:r>
-      <w:r>
-        <w:rPr>
-          <w:rFonts w:ascii="Garamond" w:hAnsi="Garamond"/>
-          <w:color w:val="FF0000"/>
-          <w:lang w:val="es-ES"/>
-        </w:rPr>
-        <w:t>í</w:t>
-      </w:r>
-      <w:r>
-        <w:rPr>
-          <w:rFonts w:ascii="Garamond" w:hAnsi="Garamond"/>
-          <w:color w:val="FF0000"/>
-          <w:lang w:val="es-ES"/>
-        </w:rPr>
-        <w:t>tulo</w:t>
-      </w:r>
-      <w:r>
-        <w:rPr>
-          <w:rFonts w:ascii="Garamond" w:hAnsi="Garamond"/>
-          <w:color w:val="FF0000"/>
-          <w:lang w:val="es-ES"/>
-        </w:rPr>
-        <w:t xml:space="preserve"> </w:t>
-      </w:r>
-      <w:r>
-        <w:rPr>
-          <w:rFonts w:ascii="Garamond" w:hAnsi="Garamond"/>
+          <w:rFonts w:ascii="Brill" w:hAnsi="Brill"/>
+          <w:color w:val="FF0000"/>
+          <w:lang w:val="es-ES"/>
+        </w:rPr>
+        <w:t xml:space="preserve">Capítulo </w:t>
+      </w:r>
+      <w:r>
+        <w:rPr>
+          <w:rFonts w:ascii="Brill" w:hAnsi="Brill"/>
           <w:smallCaps/>
           <w:color w:val="FF0000"/>
         </w:rPr>
@@ -996,14 +813,14 @@
       </w:r>
       <w:r>
         <w:rPr>
-          <w:rFonts w:ascii="Garamond" w:hAnsi="Garamond"/>
+          <w:rFonts w:ascii="Brill" w:hAnsi="Brill"/>
           <w:color w:val="FF0000"/>
         </w:rPr>
         <w:t xml:space="preserve">. </w:t>
       </w:r>
       <w:r>
         <w:rPr>
-          <w:rFonts w:ascii="Garamond" w:hAnsi="Garamond"/>
+          <w:rFonts w:ascii="Brill" w:hAnsi="Brill"/>
           <w:color w:val="FF0000"/>
           <w:lang w:val="es-ES"/>
         </w:rPr>
@@ -1011,121 +828,78 @@
       </w:r>
       <w:r>
         <w:rPr>
-          <w:rFonts w:ascii="Garamond" w:hAnsi="Garamond"/>
-          <w:color w:val="FF0000"/>
-        </w:rPr>
-        <w:t>or qu</w:t>
-      </w:r>
-      <w:r>
-        <w:rPr>
-          <w:rFonts w:ascii="Garamond" w:hAnsi="Garamond"/>
-          <w:color w:val="FF0000"/>
-        </w:rPr>
-        <w:t>é</w:t>
-      </w:r>
-      <w:r>
-        <w:rPr>
-          <w:rFonts w:ascii="Garamond" w:hAnsi="Garamond"/>
-          <w:color w:val="FF0000"/>
-        </w:rPr>
-        <w:t xml:space="preserve"> raz</w:t>
-      </w:r>
-      <w:r>
-        <w:rPr>
-          <w:rFonts w:ascii="Garamond" w:hAnsi="Garamond"/>
-          <w:color w:val="FF0000"/>
-        </w:rPr>
-        <w:t>ó</w:t>
-      </w:r>
-      <w:r>
-        <w:rPr>
-          <w:rFonts w:ascii="Garamond" w:hAnsi="Garamond"/>
-          <w:color w:val="FF0000"/>
-        </w:rPr>
-        <w:t>n</w:t>
-      </w:r>
-      <w:r>
-        <w:rPr>
-          <w:rFonts w:ascii="Garamond" w:hAnsi="Garamond"/>
-          <w:color w:val="FF0000"/>
-        </w:rPr>
-        <w:t xml:space="preserve"> </w:t>
-      </w:r>
-      <w:r>
-        <w:rPr>
-          <w:rFonts w:ascii="Garamond" w:hAnsi="Garamond"/>
+          <w:rFonts w:ascii="Brill" w:hAnsi="Brill"/>
+          <w:color w:val="FF0000"/>
+        </w:rPr>
+        <w:t xml:space="preserve">or qué razón </w:t>
+      </w:r>
+      <w:r>
+        <w:rPr>
+          <w:rFonts w:ascii="Brill" w:hAnsi="Brill"/>
           <w:color w:val="FF0000"/>
         </w:rPr>
         <w:t xml:space="preserve">fizo </w:t>
       </w:r>
       <w:r>
         <w:rPr>
-          <w:rFonts w:ascii="Garamond" w:hAnsi="Garamond"/>
-          <w:color w:val="FF0000"/>
-          <w:lang w:val="es-ES"/>
-        </w:rPr>
-        <w:t>D</w:t>
-      </w:r>
-      <w:r>
-        <w:rPr>
-          <w:rFonts w:ascii="Garamond" w:hAnsi="Garamond"/>
-          <w:color w:val="FF0000"/>
-          <w:lang w:val="es-ES"/>
-        </w:rPr>
-        <w:t xml:space="preserve">ios </w:t>
-      </w:r>
-      <w:r>
-        <w:rPr>
-          <w:rFonts w:ascii="Garamond" w:hAnsi="Garamond"/>
+          <w:rFonts w:ascii="Brill" w:hAnsi="Brill"/>
+          <w:color w:val="FF0000"/>
+          <w:lang w:val="es-ES"/>
+        </w:rPr>
+        <w:t xml:space="preserve">Dios </w:t>
+      </w:r>
+      <w:r>
+        <w:rPr>
+          <w:rFonts w:ascii="Brill" w:hAnsi="Brill"/>
           <w:color w:val="FF0000"/>
         </w:rPr>
         <w:t xml:space="preserve">que </w:t>
       </w:r>
       <w:r>
         <w:rPr>
-          <w:rFonts w:ascii="Garamond" w:hAnsi="Garamond"/>
+          <w:rFonts w:ascii="Brill" w:hAnsi="Brill"/>
           <w:color w:val="FF0000"/>
         </w:rPr>
         <w:t xml:space="preserve">naciese </w:t>
       </w:r>
       <w:r>
         <w:rPr>
-          <w:rFonts w:ascii="Garamond" w:hAnsi="Garamond"/>
+          <w:rFonts w:ascii="Brill" w:hAnsi="Brill"/>
           <w:color w:val="FF0000"/>
         </w:rPr>
         <w:t>Eba de la costilla de Ad</w:t>
       </w:r>
       <w:r>
         <w:rPr>
-          <w:rFonts w:ascii="Garamond" w:hAnsi="Garamond"/>
+          <w:rFonts w:ascii="Brill" w:hAnsi="Brill"/>
           <w:color w:val="FF0000"/>
         </w:rPr>
         <w:t>á</w:t>
       </w:r>
       <w:r>
         <w:rPr>
-          <w:rFonts w:ascii="Garamond" w:hAnsi="Garamond"/>
+          <w:rFonts w:ascii="Brill" w:hAnsi="Brill"/>
           <w:color w:val="FF0000"/>
         </w:rPr>
         <w:t xml:space="preserve">n e non la fizo </w:t>
       </w:r>
       <w:r>
         <w:rPr>
-          <w:rFonts w:ascii="Garamond" w:hAnsi="Garamond"/>
+          <w:rFonts w:ascii="Brill" w:hAnsi="Brill"/>
           <w:color w:val="FF0000"/>
         </w:rPr>
         <w:t xml:space="preserve">nacer </w:t>
       </w:r>
       <w:r>
         <w:rPr>
-          <w:rFonts w:ascii="Garamond" w:hAnsi="Garamond"/>
+          <w:rFonts w:ascii="Brill" w:hAnsi="Brill"/>
           <w:color w:val="FF0000"/>
         </w:rPr>
         <w:t>de tierra</w:t>
       </w:r>
       <w:r>
         <w:rPr>
-          <w:rFonts w:ascii="Garamond" w:hAnsi="Garamond"/>
+          <w:rFonts w:ascii="Brill" w:hAnsi="Brill"/>
           <w:color w:val="FF0000"/>
           <w:lang w:val="es-ES"/>
         </w:rPr>
@@ -1135,51 +909,27 @@
     <w:p>
       <w:pPr>
         <w:rPr>
-          <w:rFonts w:ascii="Garamond" w:hAnsi="Garamond"/>
+          <w:rFonts w:ascii="Brill" w:hAnsi="Brill"/>
           <w:color w:val="FF0000"/>
         </w:rPr>
       </w:pPr>
       <w:r>
         <w:rPr>
-          <w:rFonts w:ascii="Garamond" w:hAnsi="Garamond"/>
+          <w:rFonts w:ascii="Brill" w:hAnsi="Brill"/>
         </w:rPr>
         <w:t xml:space="preserve">E: 84v </w:t>
       </w:r>
       <w:r>
         <w:rPr>
-          <w:rFonts w:ascii="Garamond" w:hAnsi="Garamond"/>
-          <w:color w:val="FF0000"/>
-          <w:lang w:val="es-ES"/>
-        </w:rPr>
-        <w:t>Cap</w:t>
-      </w:r>
-      <w:r>
-        <w:rPr>
-          <w:rFonts w:ascii="Garamond" w:hAnsi="Garamond"/>
-          <w:color w:val="FF0000"/>
-          <w:lang w:val="es-ES"/>
-        </w:rPr>
-        <w:t>í</w:t>
-      </w:r>
-      <w:r>
-        <w:rPr>
-          <w:rFonts w:ascii="Garamond" w:hAnsi="Garamond"/>
-          <w:color w:val="FF0000"/>
-          <w:lang w:val="es-ES"/>
-        </w:rPr>
-        <w:t>tulo</w:t>
-      </w:r>
-      <w:r>
-        <w:rPr>
-          <w:rFonts w:ascii="Garamond" w:hAnsi="Garamond"/>
-          <w:color w:val="FF0000"/>
-          <w:lang w:val="es-ES"/>
-        </w:rPr>
-        <w:t xml:space="preserve"> </w:t>
-      </w:r>
-      <w:r>
-        <w:rPr>
-          <w:rFonts w:ascii="Garamond" w:hAnsi="Garamond"/>
+          <w:rFonts w:ascii="Brill" w:hAnsi="Brill"/>
+          <w:color w:val="FF0000"/>
+          <w:lang w:val="es-ES"/>
+        </w:rPr>
+        <w:t xml:space="preserve">Capítulo </w:t>
+      </w:r>
+      <w:r>
+        <w:rPr>
+          <w:rFonts w:ascii="Brill" w:hAnsi="Brill"/>
           <w:smallCaps/>
           <w:color w:val="FF0000"/>
         </w:rPr>
@@ -1187,14 +937,14 @@
       </w:r>
       <w:r>
         <w:rPr>
-          <w:rFonts w:ascii="Garamond" w:hAnsi="Garamond"/>
+          <w:rFonts w:ascii="Brill" w:hAnsi="Brill"/>
           <w:color w:val="FF0000"/>
         </w:rPr>
         <w:t xml:space="preserve">. </w:t>
       </w:r>
       <w:r>
         <w:rPr>
-          <w:rFonts w:ascii="Garamond" w:hAnsi="Garamond"/>
+          <w:rFonts w:ascii="Brill" w:hAnsi="Brill"/>
           <w:color w:val="FF0000"/>
           <w:lang w:val="es-ES"/>
         </w:rPr>
@@ -1202,86 +952,78 @@
       </w:r>
       <w:r>
         <w:rPr>
-          <w:rFonts w:ascii="Garamond" w:hAnsi="Garamond"/>
+          <w:rFonts w:ascii="Brill" w:hAnsi="Brill"/>
           <w:color w:val="FF0000"/>
         </w:rPr>
         <w:t>ue demanda por qu</w:t>
       </w:r>
       <w:r>
         <w:rPr>
-          <w:rFonts w:ascii="Garamond" w:hAnsi="Garamond"/>
+          <w:rFonts w:ascii="Brill" w:hAnsi="Brill"/>
           <w:color w:val="FF0000"/>
         </w:rPr>
         <w:t>é</w:t>
       </w:r>
       <w:r>
         <w:rPr>
-          <w:rFonts w:ascii="Garamond" w:hAnsi="Garamond"/>
+          <w:rFonts w:ascii="Brill" w:hAnsi="Brill"/>
           <w:color w:val="FF0000"/>
         </w:rPr>
         <w:t xml:space="preserve"> raz</w:t>
       </w:r>
       <w:r>
         <w:rPr>
-          <w:rFonts w:ascii="Garamond" w:hAnsi="Garamond"/>
+          <w:rFonts w:ascii="Brill" w:hAnsi="Brill"/>
           <w:color w:val="FF0000"/>
         </w:rPr>
         <w:t>ó</w:t>
       </w:r>
       <w:r>
         <w:rPr>
-          <w:rFonts w:ascii="Garamond" w:hAnsi="Garamond"/>
+          <w:rFonts w:ascii="Brill" w:hAnsi="Brill"/>
           <w:color w:val="FF0000"/>
         </w:rPr>
         <w:t xml:space="preserve">n quiso </w:t>
       </w:r>
       <w:r>
         <w:rPr>
-          <w:rFonts w:ascii="Garamond" w:hAnsi="Garamond"/>
-          <w:color w:val="FF0000"/>
-          <w:lang w:val="es-ES"/>
-        </w:rPr>
-        <w:t>D</w:t>
-      </w:r>
-      <w:r>
-        <w:rPr>
-          <w:rFonts w:ascii="Garamond" w:hAnsi="Garamond"/>
-          <w:color w:val="FF0000"/>
-          <w:lang w:val="es-ES"/>
-        </w:rPr>
-        <w:t xml:space="preserve">ios </w:t>
-      </w:r>
-      <w:r>
-        <w:rPr>
-          <w:rFonts w:ascii="Garamond" w:hAnsi="Garamond"/>
+          <w:rFonts w:ascii="Brill" w:hAnsi="Brill"/>
+          <w:color w:val="FF0000"/>
+          <w:lang w:val="es-ES"/>
+        </w:rPr>
+        <w:t xml:space="preserve">Dios </w:t>
+      </w:r>
+      <w:r>
+        <w:rPr>
+          <w:rFonts w:ascii="Brill" w:hAnsi="Brill"/>
           <w:color w:val="FF0000"/>
         </w:rPr>
         <w:t>que naciese Eva de la costilla de Ad</w:t>
       </w:r>
       <w:r>
         <w:rPr>
-          <w:rFonts w:ascii="Garamond" w:hAnsi="Garamond"/>
+          <w:rFonts w:ascii="Brill" w:hAnsi="Brill"/>
           <w:color w:val="FF0000"/>
         </w:rPr>
         <w:t>á</w:t>
       </w:r>
       <w:r>
         <w:rPr>
-          <w:rFonts w:ascii="Garamond" w:hAnsi="Garamond"/>
+          <w:rFonts w:ascii="Brill" w:hAnsi="Brill"/>
           <w:color w:val="FF0000"/>
         </w:rPr>
         <w:t xml:space="preserve">n e la non fizo </w:t>
       </w:r>
       <w:r>
         <w:rPr>
-          <w:rFonts w:ascii="Garamond" w:hAnsi="Garamond"/>
+          <w:rFonts w:ascii="Brill" w:hAnsi="Brill"/>
           <w:color w:val="FF0000"/>
         </w:rPr>
         <w:t xml:space="preserve">nacer </w:t>
       </w:r>
       <w:r>
         <w:rPr>
-          <w:rFonts w:ascii="Garamond" w:hAnsi="Garamond"/>
+          <w:rFonts w:ascii="Brill" w:hAnsi="Brill"/>
           <w:color w:val="FF0000"/>
         </w:rPr>
         <w:t>de tierra</w:t>
@@ -1290,7 +1032,7 @@
     <w:p>
       <w:pPr>
         <w:rPr>
-          <w:rFonts w:ascii="Garamond" w:eastAsia="Aptos" w:hAnsi="Garamond" w:cs="Times New Roman (Corps CS)"/>
+          <w:rFonts w:ascii="Brill" w:eastAsia="Aptos" w:hAnsi="Brill" w:cs="Times New Roman (Corps CS)"/>
           <w:color w:val="FF0000"/>
           <w:kern w:val="2"/>
           <w:lang w:val="es-ES"/>
@@ -1299,7 +1041,7 @@
       </w:pPr>
       <w:r>
         <w:rPr>
-          <w:rFonts w:ascii="Garamond" w:eastAsia="Aptos" w:hAnsi="Garamond" w:cs="Times New Roman (Corps CS)"/>
+          <w:rFonts w:ascii="Brill" w:eastAsia="Aptos" w:hAnsi="Brill" w:cs="Times New Roman (Corps CS)"/>
           <w:kern w:val="2"/>
           <w:lang w:val="es-ES"/>
           <w14:ligatures w14:val="standardContextual"/>
@@ -1309,7 +1051,7 @@
       <w:proofErr w:type="spellStart"/>
       <w:r>
         <w:rPr>
-          <w:rFonts w:ascii="Garamond" w:eastAsia="Aptos" w:hAnsi="Garamond" w:cs="Times New Roman (Corps CS)"/>
+          <w:rFonts w:ascii="Brill" w:eastAsia="Aptos" w:hAnsi="Brill" w:cs="Times New Roman (Corps CS)"/>
           <w:color w:val="FF0000"/>
           <w:kern w:val="2"/>
           <w:lang w:val="es-ES"/>
@@ -1320,7 +1062,7 @@
       <w:proofErr w:type="spellEnd"/>
       <w:r>
         <w:rPr>
-          <w:rFonts w:ascii="Garamond" w:eastAsia="Aptos" w:hAnsi="Garamond" w:cs="Times New Roman (Corps CS)"/>
+          <w:rFonts w:ascii="Brill" w:eastAsia="Aptos" w:hAnsi="Brill" w:cs="Times New Roman (Corps CS)"/>
           <w:color w:val="FF0000"/>
           <w:kern w:val="2"/>
           <w:lang w:val="es-ES"/>
@@ -1331,7 +1073,7 @@
       <w:proofErr w:type="spellStart"/>
       <w:r>
         <w:rPr>
-          <w:rFonts w:ascii="Garamond" w:eastAsia="Aptos" w:hAnsi="Garamond" w:cs="Times New Roman (Corps CS)"/>
+          <w:rFonts w:ascii="Brill" w:eastAsia="Aptos" w:hAnsi="Brill" w:cs="Times New Roman (Corps CS)"/>
           <w:smallCaps/>
           <w:color w:val="FF0000"/>
           <w:kern w:val="2"/>
@@ -1343,7 +1085,7 @@
       <w:proofErr w:type="spellEnd"/>
       <w:r>
         <w:rPr>
-          <w:rFonts w:ascii="Garamond" w:eastAsia="Aptos" w:hAnsi="Garamond" w:cs="Times New Roman (Corps CS)"/>
+          <w:rFonts w:ascii="Brill" w:eastAsia="Aptos" w:hAnsi="Brill" w:cs="Times New Roman (Corps CS)"/>
           <w:color w:val="FF0000"/>
           <w:kern w:val="2"/>
           <w:lang w:val="es-ES"/>
@@ -1354,7 +1096,7 @@
       <w:proofErr w:type="spellStart"/>
       <w:r>
         <w:rPr>
-          <w:rFonts w:ascii="Garamond" w:eastAsia="Aptos" w:hAnsi="Garamond" w:cs="Times New Roman (Corps CS)"/>
+          <w:rFonts w:ascii="Brill" w:eastAsia="Aptos" w:hAnsi="Brill" w:cs="Times New Roman (Corps CS)"/>
           <w:color w:val="FF0000"/>
           <w:kern w:val="2"/>
           <w:lang w:val="es-ES"/>
@@ -1365,7 +1107,7 @@
       <w:proofErr w:type="spellEnd"/>
       <w:r>
         <w:rPr>
-          <w:rFonts w:ascii="Garamond" w:eastAsia="Aptos" w:hAnsi="Garamond" w:cs="Times New Roman (Corps CS)"/>
+          <w:rFonts w:ascii="Brill" w:eastAsia="Aptos" w:hAnsi="Brill" w:cs="Times New Roman (Corps CS)"/>
           <w:color w:val="FF0000"/>
           <w:kern w:val="2"/>
           <w:lang w:val="es-ES"/>
@@ -1376,7 +1118,7 @@
       <w:proofErr w:type="spellStart"/>
       <w:r>
         <w:rPr>
-          <w:rFonts w:ascii="Garamond" w:eastAsia="Aptos" w:hAnsi="Garamond" w:cs="Times New Roman (Corps CS)"/>
+          <w:rFonts w:ascii="Brill" w:eastAsia="Aptos" w:hAnsi="Brill" w:cs="Times New Roman (Corps CS)"/>
           <w:color w:val="FF0000"/>
           <w:kern w:val="2"/>
           <w:lang w:val="es-ES"/>
@@ -1387,7 +1129,7 @@
       <w:proofErr w:type="spellEnd"/>
       <w:r>
         <w:rPr>
-          <w:rFonts w:ascii="Garamond" w:eastAsia="Aptos" w:hAnsi="Garamond" w:cs="Times New Roman (Corps CS)"/>
+          <w:rFonts w:ascii="Brill" w:eastAsia="Aptos" w:hAnsi="Brill" w:cs="Times New Roman (Corps CS)"/>
           <w:color w:val="FF0000"/>
           <w:kern w:val="2"/>
           <w:lang w:val="es-ES"/>
@@ -1397,7 +1139,7 @@
       </w:r>
       <w:r>
         <w:rPr>
-          <w:rFonts w:ascii="Garamond" w:eastAsia="Aptos" w:hAnsi="Garamond" w:cs="Times New Roman (Corps CS)"/>
+          <w:rFonts w:ascii="Brill" w:eastAsia="Aptos" w:hAnsi="Brill" w:cs="Times New Roman (Corps CS)"/>
           <w:color w:val="FF0000"/>
           <w:kern w:val="2"/>
           <w:lang w:val="es-ES"/>
@@ -1407,7 +1149,7 @@
       </w:r>
       <w:r>
         <w:rPr>
-          <w:rFonts w:ascii="Garamond" w:eastAsia="Aptos" w:hAnsi="Garamond" w:cs="Times New Roman (Corps CS)"/>
+          <w:rFonts w:ascii="Brill" w:eastAsia="Aptos" w:hAnsi="Brill" w:cs="Times New Roman (Corps CS)"/>
           <w:color w:val="FF0000"/>
           <w:kern w:val="2"/>
           <w:lang w:val="es-ES"/>
@@ -1419,89 +1161,65 @@
     <w:p>
       <w:pPr>
         <w:rPr>
-          <w:rFonts w:ascii="Garamond" w:hAnsi="Garamond"/>
+          <w:rFonts w:ascii="Brill" w:hAnsi="Brill"/>
           <w:color w:val="FF0000"/>
           <w:lang w:val="es-ES"/>
         </w:rPr>
       </w:pPr>
       <w:r>
         <w:rPr>
-          <w:rFonts w:ascii="Garamond" w:hAnsi="Garamond"/>
+          <w:rFonts w:ascii="Brill" w:hAnsi="Brill"/>
           <w:lang w:val="es-ES"/>
         </w:rPr>
         <w:t xml:space="preserve">H: </w:t>
       </w:r>
       <w:r>
         <w:rPr>
-          <w:rFonts w:ascii="Garamond" w:hAnsi="Garamond"/>
+          <w:rFonts w:ascii="Brill" w:hAnsi="Brill"/>
         </w:rPr>
         <w:t>25r</w:t>
       </w:r>
       <w:r>
         <w:rPr>
-          <w:rFonts w:ascii="Garamond" w:hAnsi="Garamond"/>
+          <w:rFonts w:ascii="Brill" w:hAnsi="Brill"/>
           <w:color w:val="FF0000"/>
         </w:rPr>
         <w:t xml:space="preserve"> </w:t>
       </w:r>
       <w:r>
         <w:rPr>
-          <w:rFonts w:ascii="Garamond" w:hAnsi="Garamond"/>
-          <w:color w:val="FF0000"/>
-          <w:lang w:val="es-ES"/>
-        </w:rPr>
-        <w:t>Cap</w:t>
-      </w:r>
-      <w:r>
-        <w:rPr>
-          <w:rFonts w:ascii="Garamond" w:hAnsi="Garamond"/>
-          <w:color w:val="FF0000"/>
-          <w:lang w:val="es-ES"/>
-        </w:rPr>
-        <w:t>í</w:t>
-      </w:r>
-      <w:r>
-        <w:rPr>
-          <w:rFonts w:ascii="Garamond" w:hAnsi="Garamond"/>
-          <w:color w:val="FF0000"/>
-          <w:lang w:val="es-ES"/>
-        </w:rPr>
-        <w:t>tulo</w:t>
-      </w:r>
-      <w:r>
-        <w:rPr>
-          <w:rFonts w:ascii="Garamond" w:hAnsi="Garamond"/>
-          <w:color w:val="FF0000"/>
-          <w:lang w:val="es-ES"/>
+          <w:rFonts w:ascii="Brill" w:hAnsi="Brill"/>
+          <w:color w:val="FF0000"/>
+          <w:lang w:val="es-ES"/>
+        </w:rPr>
+        <w:t xml:space="preserve">Capítulo </w:t>
+      </w:r>
+      <w:r>
+        <w:rPr>
+          <w:rFonts w:ascii="Brill" w:hAnsi="Brill"/>
+          <w:smallCaps/>
+          <w:color w:val="FF0000"/>
+        </w:rPr>
+        <w:t>xvii</w:t>
+      </w:r>
+      <w:r>
+        <w:rPr>
+          <w:rFonts w:ascii="Brill" w:hAnsi="Brill"/>
+          <w:color w:val="FF0000"/>
+          <w:lang w:val="es-ES"/>
+        </w:rPr>
+        <w:t>.</w:t>
+      </w:r>
+      <w:r>
+        <w:rPr>
+          <w:rFonts w:ascii="Brill" w:hAnsi="Brill"/>
+          <w:color w:val="FF0000"/>
         </w:rPr>
         <w:t xml:space="preserve"> </w:t>
       </w:r>
       <w:r>
         <w:rPr>
-          <w:rFonts w:ascii="Garamond" w:hAnsi="Garamond"/>
-          <w:smallCaps/>
-          <w:color w:val="FF0000"/>
-        </w:rPr>
-        <w:t>xvii</w:t>
-      </w:r>
-      <w:r>
-        <w:rPr>
-          <w:rFonts w:ascii="Garamond" w:hAnsi="Garamond"/>
-          <w:color w:val="FF0000"/>
-          <w:lang w:val="es-ES"/>
-        </w:rPr>
-        <w:t>.</w:t>
-      </w:r>
-      <w:r>
-        <w:rPr>
-          <w:rFonts w:ascii="Garamond" w:hAnsi="Garamond"/>
-          <w:color w:val="FF0000"/>
-        </w:rPr>
-        <w:t xml:space="preserve"> </w:t>
-      </w:r>
-      <w:r>
-        <w:rPr>
-          <w:rFonts w:ascii="Garamond" w:hAnsi="Garamond"/>
+          <w:rFonts w:ascii="Brill" w:hAnsi="Brill"/>
           <w:color w:val="FF0000"/>
           <w:lang w:val="es-ES"/>
         </w:rPr>
@@ -1509,93 +1227,66 @@
       </w:r>
       <w:r>
         <w:rPr>
-          <w:rFonts w:ascii="Garamond" w:hAnsi="Garamond"/>
-          <w:color w:val="FF0000"/>
-        </w:rPr>
-        <w:t>or qu</w:t>
-      </w:r>
-      <w:r>
-        <w:rPr>
-          <w:rFonts w:ascii="Garamond" w:hAnsi="Garamond"/>
-          <w:color w:val="FF0000"/>
-        </w:rPr>
-        <w:t>é</w:t>
-      </w:r>
-      <w:r>
-        <w:rPr>
-          <w:rFonts w:ascii="Garamond" w:hAnsi="Garamond"/>
-          <w:color w:val="FF0000"/>
-        </w:rPr>
-        <w:t xml:space="preserve"> raz</w:t>
-      </w:r>
-      <w:r>
-        <w:rPr>
-          <w:rFonts w:ascii="Garamond" w:hAnsi="Garamond"/>
-          <w:color w:val="FF0000"/>
-        </w:rPr>
-        <w:t>ó</w:t>
-      </w:r>
-      <w:r>
-        <w:rPr>
-          <w:rFonts w:ascii="Garamond" w:hAnsi="Garamond"/>
-          <w:color w:val="FF0000"/>
-        </w:rPr>
-        <w:t>n</w:t>
-      </w:r>
-      <w:r>
-        <w:rPr>
-          <w:rFonts w:ascii="Garamond" w:hAnsi="Garamond"/>
-          <w:color w:val="FF0000"/>
-        </w:rPr>
-        <w:t xml:space="preserve"> </w:t>
-      </w:r>
-      <w:r>
-        <w:rPr>
-          <w:rFonts w:ascii="Garamond" w:hAnsi="Garamond"/>
+          <w:rFonts w:ascii="Brill" w:hAnsi="Brill"/>
+          <w:color w:val="FF0000"/>
+        </w:rPr>
+        <w:t xml:space="preserve">or qué razón </w:t>
+      </w:r>
+      <w:r>
+        <w:rPr>
+          <w:rFonts w:ascii="Brill" w:hAnsi="Brill"/>
           <w:color w:val="FF0000"/>
         </w:rPr>
         <w:t xml:space="preserve">quiso </w:t>
       </w:r>
       <w:r>
         <w:rPr>
-          <w:rFonts w:ascii="Garamond" w:hAnsi="Garamond"/>
-          <w:color w:val="FF0000"/>
-          <w:lang w:val="es-ES"/>
-        </w:rPr>
-        <w:t>D</w:t>
-      </w:r>
-      <w:r>
-        <w:rPr>
-          <w:rFonts w:ascii="Garamond" w:hAnsi="Garamond"/>
-          <w:color w:val="FF0000"/>
-          <w:lang w:val="es-ES"/>
-        </w:rPr>
-        <w:t xml:space="preserve">ios </w:t>
-      </w:r>
-      <w:r>
-        <w:rPr>
-          <w:rFonts w:ascii="Garamond" w:hAnsi="Garamond"/>
+          <w:rFonts w:ascii="Brill" w:hAnsi="Brill"/>
+          <w:color w:val="FF0000"/>
+          <w:lang w:val="es-ES"/>
+        </w:rPr>
+        <w:t xml:space="preserve">Dios </w:t>
+      </w:r>
+      <w:r>
+        <w:rPr>
+          <w:rFonts w:ascii="Brill" w:hAnsi="Brill"/>
           <w:color w:val="FF0000"/>
         </w:rPr>
         <w:t xml:space="preserve">que </w:t>
       </w:r>
       <w:r>
         <w:rPr>
-          <w:rFonts w:ascii="Garamond" w:hAnsi="Garamond"/>
+          <w:rFonts w:ascii="Brill" w:hAnsi="Brill"/>
           <w:color w:val="FF0000"/>
         </w:rPr>
         <w:t xml:space="preserve">naciese </w:t>
       </w:r>
       <w:r>
         <w:rPr>
-          <w:rFonts w:ascii="Garamond" w:hAnsi="Garamond"/>
-          <w:color w:val="FF0000"/>
-        </w:rPr>
-        <w:t>Eva de la costilla de Adam e non la quiso criar de tierra como Adam</w:t>
-      </w:r>
-      <w:r>
-        <w:rPr>
-          <w:rFonts w:ascii="Garamond" w:hAnsi="Garamond"/>
+          <w:rFonts w:ascii="Brill" w:hAnsi="Brill"/>
+          <w:color w:val="FF0000"/>
+        </w:rPr>
+        <w:t xml:space="preserve">Eva de la costilla de Adam </w:t>
+      </w:r>
+      <w:proofErr w:type="gramStart"/>
+      <w:r>
+        <w:rPr>
+          <w:rFonts w:ascii="Brill" w:hAnsi="Brill"/>
+          <w:color w:val="FF0000"/>
+        </w:rPr>
+        <w:t>e</w:t>
+      </w:r>
+      <w:proofErr w:type="gramEnd"/>
+      <w:r>
+        <w:rPr>
+          <w:rFonts w:ascii="Brill" w:hAnsi="Brill"/>
+          <w:color w:val="FF0000"/>
+        </w:rPr>
+        <w:t xml:space="preserve"> non la quiso criar de tierra como Adam</w:t>
+      </w:r>
+      <w:r>
+        <w:rPr>
+          <w:rFonts w:ascii="Brill" w:hAnsi="Brill"/>
           <w:color w:val="FF0000"/>
           <w:lang w:val="es-ES"/>
         </w:rPr>
@@ -1605,7 +1296,7 @@
     <w:p>
       <w:pPr>
         <w:rPr>
-          <w:rFonts w:ascii="Garamond" w:hAnsi="Garamond" w:cs="Times New Roman (Corps CS)"/>
+          <w:rFonts w:ascii="Brill" w:hAnsi="Brill" w:cs="Times New Roman (Corps CS)"/>
           <w:color w:val="FF0000"/>
           <w:kern w:val="2"/>
           <w14:ligatures w14:val="standardContextual"/>
@@ -1613,7 +1304,7 @@
       </w:pPr>
       <w:r>
         <w:rPr>
-          <w:rFonts w:ascii="Garamond" w:hAnsi="Garamond" w:cs="Times New Roman (Corps CS)"/>
+          <w:rFonts w:ascii="Brill" w:hAnsi="Brill" w:cs="Times New Roman (Corps CS)"/>
           <w:kern w:val="2"/>
           <w:lang w:val="es-ES"/>
           <w14:ligatures w14:val="standardContextual"/>
@@ -1622,7 +1313,7 @@
       </w:r>
       <w:r>
         <w:rPr>
-          <w:rFonts w:ascii="Garamond" w:hAnsi="Garamond" w:cs="Times New Roman (Corps CS)"/>
+          <w:rFonts w:ascii="Brill" w:hAnsi="Brill" w:cs="Times New Roman (Corps CS)"/>
           <w:color w:val="FF0000"/>
           <w:kern w:val="2"/>
           <w:lang w:val="es-ES"/>
@@ -1632,7 +1323,7 @@
       </w:r>
       <w:r>
         <w:rPr>
-          <w:rFonts w:ascii="Garamond" w:hAnsi="Garamond" w:cs="Times New Roman (Corps CS)"/>
+          <w:rFonts w:ascii="Brill" w:hAnsi="Brill" w:cs="Times New Roman (Corps CS)"/>
           <w:color w:val="FF0000"/>
           <w:kern w:val="2"/>
           <w14:ligatures w14:val="standardContextual"/>
@@ -1641,7 +1332,7 @@
       </w:r>
       <w:r>
         <w:rPr>
-          <w:rFonts w:ascii="Garamond" w:hAnsi="Garamond" w:cs="Times New Roman (Corps CS)"/>
+          <w:rFonts w:ascii="Brill" w:hAnsi="Brill" w:cs="Times New Roman (Corps CS)"/>
           <w:color w:val="FF0000"/>
           <w:kern w:val="2"/>
           <w:lang w:val="es-ES"/>
@@ -1651,7 +1342,7 @@
       </w:r>
       <w:r>
         <w:rPr>
-          <w:rFonts w:ascii="Garamond" w:hAnsi="Garamond" w:cs="Times New Roman (Corps CS)"/>
+          <w:rFonts w:ascii="Brill" w:hAnsi="Brill" w:cs="Times New Roman (Corps CS)"/>
           <w:color w:val="FF0000"/>
           <w:kern w:val="2"/>
           <w14:ligatures w14:val="standardContextual"/>
@@ -1660,7 +1351,7 @@
       </w:r>
       <w:r>
         <w:rPr>
-          <w:rFonts w:ascii="Garamond" w:hAnsi="Garamond" w:cs="Times New Roman (Corps CS)"/>
+          <w:rFonts w:ascii="Brill" w:hAnsi="Brill" w:cs="Times New Roman (Corps CS)"/>
           <w:color w:val="FF0000"/>
           <w:kern w:val="2"/>
           <w:lang w:val="es-ES"/>
@@ -1670,7 +1361,7 @@
       </w:r>
       <w:r>
         <w:rPr>
-          <w:rFonts w:ascii="Garamond" w:hAnsi="Garamond" w:cs="Times New Roman (Corps CS)"/>
+          <w:rFonts w:ascii="Brill" w:hAnsi="Brill" w:cs="Times New Roman (Corps CS)"/>
           <w:color w:val="FF0000"/>
           <w:kern w:val="2"/>
           <w14:ligatures w14:val="standardContextual"/>
@@ -1679,7 +1370,7 @@
       </w:r>
       <w:r>
         <w:rPr>
-          <w:rFonts w:ascii="Garamond" w:hAnsi="Garamond" w:cs="Times New Roman (Corps CS)"/>
+          <w:rFonts w:ascii="Brill" w:hAnsi="Brill" w:cs="Times New Roman (Corps CS)"/>
           <w:color w:val="FF0000"/>
           <w:kern w:val="2"/>
           <w:lang w:val="es-ES"/>
@@ -1689,7 +1380,7 @@
       </w:r>
       <w:r>
         <w:rPr>
-          <w:rFonts w:ascii="Garamond" w:hAnsi="Garamond" w:cs="Times New Roman (Corps CS)"/>
+          <w:rFonts w:ascii="Brill" w:hAnsi="Brill" w:cs="Times New Roman (Corps CS)"/>
           <w:color w:val="FF0000"/>
           <w:kern w:val="2"/>
           <w14:ligatures w14:val="standardContextual"/>
@@ -1698,7 +1389,7 @@
       </w:r>
       <w:r>
         <w:rPr>
-          <w:rFonts w:ascii="Garamond" w:hAnsi="Garamond" w:cs="Times New Roman (Corps CS)"/>
+          <w:rFonts w:ascii="Brill" w:hAnsi="Brill" w:cs="Times New Roman (Corps CS)"/>
           <w:color w:val="FF0000"/>
           <w:kern w:val="2"/>
           <w:lang w:val="es-ES"/>
@@ -1708,7 +1399,7 @@
       </w:r>
       <w:r>
         <w:rPr>
-          <w:rFonts w:ascii="Garamond" w:hAnsi="Garamond" w:cs="Times New Roman (Corps CS)"/>
+          <w:rFonts w:ascii="Brill" w:hAnsi="Brill" w:cs="Times New Roman (Corps CS)"/>
           <w:color w:val="FF0000"/>
           <w:kern w:val="2"/>
           <w14:ligatures w14:val="standardContextual"/>
@@ -1719,7 +1410,7 @@
     <w:p>
       <w:pPr>
         <w:rPr>
-          <w:rFonts w:ascii="Garamond" w:hAnsi="Garamond" w:cs="Times New Roman (Corps CS)"/>
+          <w:rFonts w:ascii="Brill" w:hAnsi="Brill" w:cs="Times New Roman (Corps CS)"/>
           <w:color w:val="FF0000"/>
           <w:kern w:val="2"/>
           <w14:ligatures w14:val="standardContextual"/>
@@ -1727,7 +1418,7 @@
       </w:pPr>
       <w:r>
         <w:rPr>
-          <w:rFonts w:ascii="Garamond" w:hAnsi="Garamond" w:cs="Times New Roman (Corps CS)"/>
+          <w:rFonts w:ascii="Brill" w:hAnsi="Brill" w:cs="Times New Roman (Corps CS)"/>
           <w:kern w:val="2"/>
           <w:lang w:val="es-ES"/>
           <w14:ligatures w14:val="standardContextual"/>
@@ -1736,7 +1427,7 @@
       </w:r>
       <w:r>
         <w:rPr>
-          <w:rFonts w:ascii="Garamond" w:hAnsi="Garamond" w:cs="Times New Roman (Corps CS)"/>
+          <w:rFonts w:ascii="Brill" w:hAnsi="Brill" w:cs="Times New Roman (Corps CS)"/>
           <w:kern w:val="2"/>
           <w14:ligatures w14:val="standardContextual"/>
         </w:rPr>
@@ -1744,7 +1435,7 @@
       </w:r>
       <w:r>
         <w:rPr>
-          <w:rFonts w:ascii="Garamond" w:hAnsi="Garamond" w:cs="Times New Roman (Corps CS)"/>
+          <w:rFonts w:ascii="Brill" w:hAnsi="Brill" w:cs="Times New Roman (Corps CS)"/>
           <w:color w:val="FF0000"/>
           <w:kern w:val="2"/>
           <w14:ligatures w14:val="standardContextual"/>
@@ -1753,7 +1444,7 @@
       </w:r>
       <w:r>
         <w:rPr>
-          <w:rFonts w:ascii="Garamond" w:hAnsi="Garamond" w:cs="Times New Roman (Corps CS)"/>
+          <w:rFonts w:ascii="Brill" w:hAnsi="Brill" w:cs="Times New Roman (Corps CS)"/>
           <w:smallCaps/>
           <w:color w:val="FF0000"/>
           <w:kern w:val="2"/>
@@ -1763,7 +1454,7 @@
       </w:r>
       <w:r>
         <w:rPr>
-          <w:rFonts w:ascii="Garamond" w:hAnsi="Garamond" w:cs="Times New Roman (Corps CS)"/>
+          <w:rFonts w:ascii="Brill" w:hAnsi="Brill" w:cs="Times New Roman (Corps CS)"/>
           <w:color w:val="FF0000"/>
           <w:kern w:val="2"/>
           <w:lang w:val="es-ES"/>
@@ -1773,7 +1464,7 @@
       </w:r>
       <w:r>
         <w:rPr>
-          <w:rFonts w:ascii="Garamond" w:hAnsi="Garamond" w:cs="Times New Roman (Corps CS)"/>
+          <w:rFonts w:ascii="Brill" w:hAnsi="Brill" w:cs="Times New Roman (Corps CS)"/>
           <w:color w:val="FF0000"/>
           <w:kern w:val="2"/>
           <w14:ligatures w14:val="standardContextual"/>
@@ -1782,7 +1473,7 @@
       </w:r>
       <w:r>
         <w:rPr>
-          <w:rFonts w:ascii="Garamond" w:hAnsi="Garamond" w:cs="Times New Roman (Corps CS)"/>
+          <w:rFonts w:ascii="Brill" w:hAnsi="Brill" w:cs="Times New Roman (Corps CS)"/>
           <w:color w:val="FF0000"/>
           <w:kern w:val="2"/>
           <w:lang w:val="es-ES"/>
@@ -1792,7 +1483,7 @@
       </w:r>
       <w:r>
         <w:rPr>
-          <w:rFonts w:ascii="Garamond" w:hAnsi="Garamond" w:cs="Times New Roman (Corps CS)"/>
+          <w:rFonts w:ascii="Brill" w:hAnsi="Brill" w:cs="Times New Roman (Corps CS)"/>
           <w:color w:val="FF0000"/>
           <w:kern w:val="2"/>
           <w14:ligatures w14:val="standardContextual"/>
@@ -1801,7 +1492,7 @@
       </w:r>
       <w:r>
         <w:rPr>
-          <w:rFonts w:ascii="Garamond" w:hAnsi="Garamond" w:cs="Times New Roman (Corps CS)"/>
+          <w:rFonts w:ascii="Brill" w:hAnsi="Brill" w:cs="Times New Roman (Corps CS)"/>
           <w:color w:val="FF0000"/>
           <w:kern w:val="2"/>
           <w:lang w:val="es-ES"/>
@@ -1811,7 +1502,7 @@
       </w:r>
       <w:r>
         <w:rPr>
-          <w:rFonts w:ascii="Garamond" w:hAnsi="Garamond" w:cs="Times New Roman (Corps CS)"/>
+          <w:rFonts w:ascii="Brill" w:hAnsi="Brill" w:cs="Times New Roman (Corps CS)"/>
           <w:color w:val="FF0000"/>
           <w:kern w:val="2"/>
           <w14:ligatures w14:val="standardContextual"/>
@@ -1820,7 +1511,7 @@
       </w:r>
       <w:r>
         <w:rPr>
-          <w:rFonts w:ascii="Garamond" w:hAnsi="Garamond" w:cs="Times New Roman (Corps CS)"/>
+          <w:rFonts w:ascii="Brill" w:hAnsi="Brill" w:cs="Times New Roman (Corps CS)"/>
           <w:color w:val="FF0000"/>
           <w:kern w:val="2"/>
           <w:lang w:val="es-ES"/>
@@ -1830,12 +1521,32 @@
       </w:r>
       <w:r>
         <w:rPr>
-          <w:rFonts w:ascii="Garamond" w:hAnsi="Garamond" w:cs="Times New Roman (Corps CS)"/>
-          <w:color w:val="FF0000"/>
-          <w:kern w:val="2"/>
-          <w14:ligatures w14:val="standardContextual"/>
-        </w:rPr>
-        <w:t>va de la costilla de Adam e non de la tierra</w:t>
+          <w:rFonts w:ascii="Brill" w:hAnsi="Brill" w:cs="Times New Roman (Corps CS)"/>
+          <w:color w:val="FF0000"/>
+          <w:kern w:val="2"/>
+          <w14:ligatures w14:val="standardContextual"/>
+        </w:rPr>
+        <w:t xml:space="preserve">va de la costilla de Adam </w:t>
+      </w:r>
+      <w:proofErr w:type="gramStart"/>
+      <w:r>
+        <w:rPr>
+          <w:rFonts w:ascii="Brill" w:hAnsi="Brill" w:cs="Times New Roman (Corps CS)"/>
+          <w:color w:val="FF0000"/>
+          <w:kern w:val="2"/>
+          <w14:ligatures w14:val="standardContextual"/>
+        </w:rPr>
+        <w:t>e</w:t>
+      </w:r>
+      <w:proofErr w:type="gramEnd"/>
+      <w:r>
+        <w:rPr>
+          <w:rFonts w:ascii="Brill" w:hAnsi="Brill" w:cs="Times New Roman (Corps CS)"/>
+          <w:color w:val="FF0000"/>
+          <w:kern w:val="2"/>
+          <w14:ligatures w14:val="standardContextual"/>
+        </w:rPr>
+        <w:t xml:space="preserve"> non de la tierra</w:t>
       </w:r>
     </w:p>
     <w:sectPr>
